--- a/index.docx
+++ b/index.docx
@@ -7,7 +7,7 @@
         <w:pStyle w:val="Title"/>
       </w:pPr>
       <w:r>
-        <w:t xml:space="preserve">Seminar Machine Learning for Microscopy SS 25</w:t>
+        <w:t xml:space="preserve">Seminar Machine Learning for Microscopy WS 25</w:t>
       </w:r>
     </w:p>
     <w:p>
@@ -23,7 +23,7 @@
         <w:pStyle w:val="Date"/>
       </w:pPr>
       <w:r>
-        <w:t xml:space="preserve">2025-03-13</w:t>
+        <w:t xml:space="preserve">2025-09-07</w:t>
       </w:r>
     </w:p>
     <w:p>
@@ -48,6 +48,78 @@
         <w:t xml:space="preserve">1. Topics</w:t>
       </w:r>
     </w:p>
+    <w:p>
+      <w:pPr>
+        <w:pStyle w:val="Compact"/>
+        <w:numPr>
+          <w:ilvl w:val="0"/>
+          <w:numId w:val="1001"/>
+        </w:numPr>
+      </w:pPr>
+      <w:r>
+        <w:t xml:space="preserve">Intro</w:t>
+      </w:r>
+    </w:p>
+    <w:p>
+      <w:pPr>
+        <w:pStyle w:val="Compact"/>
+        <w:numPr>
+          <w:ilvl w:val="0"/>
+          <w:numId w:val="1001"/>
+        </w:numPr>
+      </w:pPr>
+      <w:r>
+        <w:t xml:space="preserve">Convolutional Neural Networks in Microscopy</w:t>
+      </w:r>
+    </w:p>
+    <w:p>
+      <w:pPr>
+        <w:pStyle w:val="Compact"/>
+        <w:numPr>
+          <w:ilvl w:val="0"/>
+          <w:numId w:val="1001"/>
+        </w:numPr>
+      </w:pPr>
+      <w:r>
+        <w:t xml:space="preserve">Generative Adversarial Networks in Microscopy</w:t>
+      </w:r>
+    </w:p>
+    <w:p>
+      <w:pPr>
+        <w:pStyle w:val="Compact"/>
+        <w:numPr>
+          <w:ilvl w:val="0"/>
+          <w:numId w:val="1001"/>
+        </w:numPr>
+      </w:pPr>
+      <w:r>
+        <w:t xml:space="preserve">Transformers in Microscopy</w:t>
+      </w:r>
+    </w:p>
+    <w:p>
+      <w:pPr>
+        <w:pStyle w:val="Compact"/>
+        <w:numPr>
+          <w:ilvl w:val="0"/>
+          <w:numId w:val="1001"/>
+        </w:numPr>
+      </w:pPr>
+      <w:r>
+        <w:t xml:space="preserve">Self-Supervised Learning in Microscopy</w:t>
+      </w:r>
+    </w:p>
+    <w:p>
+      <w:pPr>
+        <w:pStyle w:val="Compact"/>
+        <w:numPr>
+          <w:ilvl w:val="0"/>
+          <w:numId w:val="1001"/>
+        </w:numPr>
+      </w:pPr>
+      <w:r>
+        <w:t xml:space="preserve">Transfer Learning in Microscopy</w:t>
+      </w:r>
+    </w:p>
     <w:bookmarkEnd w:id="21"/>
     <w:bookmarkStart w:id="27" w:name="schedule"/>
     <w:p>
@@ -58,58 +130,58 @@
         <w:t xml:space="preserve">2. Schedule</w:t>
       </w:r>
     </w:p>
-    <w:bookmarkStart w:id="22" w:name="session-1-intro-24.04.2025"/>
+    <w:bookmarkStart w:id="22" w:name="session-1-intro-17.10.2025"/>
     <w:p>
       <w:pPr>
         <w:pStyle w:val="Heading2"/>
       </w:pPr>
       <w:r>
-        <w:t xml:space="preserve">2.1 Session 1: Intro (24.04.2025)</w:t>
+        <w:t xml:space="preserve">2.1 Session 1: Intro (17.10.2025)</w:t>
       </w:r>
     </w:p>
     <w:bookmarkEnd w:id="22"/>
-    <w:bookmarkStart w:id="23" w:name="X0702bd7d25bcd5227be52a055a69fef5a0bf3d4"/>
+    <w:bookmarkStart w:id="23" w:name="X63b8287c4b76cdd833c58e8f056dbddd053d946"/>
     <w:p>
       <w:pPr>
         <w:pStyle w:val="Heading2"/>
       </w:pPr>
       <w:r>
-        <w:t xml:space="preserve">2.2 Sessions 2-5: Journal Club 8.5.25 - 29.05.25</w:t>
+        <w:t xml:space="preserve">2.2 Sessions 2-5: Journal Club 24.10.25 - 21.11.25</w:t>
       </w:r>
     </w:p>
     <w:bookmarkEnd w:id="23"/>
-    <w:bookmarkStart w:id="24" w:name="session-6-05.06.25---talks-1---2"/>
+    <w:bookmarkStart w:id="24" w:name="session-6-28.11.25---talks-1---2"/>
     <w:p>
       <w:pPr>
         <w:pStyle w:val="Heading2"/>
       </w:pPr>
       <w:r>
-        <w:t xml:space="preserve">2.3 Session 6: 05.06.25 - Talks 1 - 2</w:t>
+        <w:t xml:space="preserve">2.3 Session 6: 28.11.25 - Talks 1 - 2</w:t>
       </w:r>
     </w:p>
     <w:bookmarkEnd w:id="24"/>
-    <w:bookmarkStart w:id="25" w:name="session-7-12.06.25---talks-3---4"/>
+    <w:bookmarkStart w:id="25" w:name="session-7-05.12.25---talks-3---4"/>
     <w:p>
       <w:pPr>
         <w:pStyle w:val="Heading2"/>
       </w:pPr>
       <w:r>
-        <w:t xml:space="preserve">2.4 Session 7: 12.06.25 - Talks 3 - 4</w:t>
+        <w:t xml:space="preserve">2.4 Session 7: 05.12.25 - Talks 3 - 4</w:t>
       </w:r>
     </w:p>
     <w:bookmarkEnd w:id="25"/>
-    <w:bookmarkStart w:id="26" w:name="session-8-19.06.25---talks-5---6"/>
+    <w:bookmarkStart w:id="26" w:name="session-8-12.12.25---talks-5---6"/>
     <w:p>
       <w:pPr>
         <w:pStyle w:val="Heading2"/>
       </w:pPr>
       <w:r>
-        <w:t xml:space="preserve">2.5 Session 8: 19.06.25 - Talks 5 - 6</w:t>
+        <w:t xml:space="preserve">2.5 Session 8: 12.12.25 - Talks 5 - 6</w:t>
       </w:r>
     </w:p>
     <w:bookmarkEnd w:id="26"/>
     <w:bookmarkEnd w:id="27"/>
-    <w:bookmarkStart w:id="35" w:name="section"/>
+    <w:bookmarkStart w:id="32" w:name="section"/>
     <w:p>
       <w:pPr>
         <w:pStyle w:val="Heading1"/>
@@ -118,70 +190,68 @@
         <w:t xml:space="preserve">3. </w:t>
       </w:r>
     </w:p>
-    <w:bookmarkStart w:id="28" w:name="session-9-26.06.25---talks-7---8"/>
+    <w:bookmarkStart w:id="28" w:name="session-9-19.12.25---talks-7---8"/>
     <w:p>
       <w:pPr>
         <w:pStyle w:val="Heading2"/>
       </w:pPr>
       <w:r>
-        <w:t xml:space="preserve">3.1 Session 9: 26.06.25 - Talks 7 - 8</w:t>
+        <w:t xml:space="preserve">3.1 Session 9: 19.12.25 - Talks 7 - 8</w:t>
       </w:r>
     </w:p>
     <w:bookmarkEnd w:id="28"/>
-    <w:bookmarkStart w:id="29" w:name="session-10-03.07.25---talks-9---10"/>
+    <w:bookmarkStart w:id="29" w:name="session-10-26.12.25---talks-9---10"/>
     <w:p>
       <w:pPr>
         <w:pStyle w:val="Heading2"/>
       </w:pPr>
       <w:r>
-        <w:t xml:space="preserve">3.2 Session 10: 03.07.25 - Talks 9 - 10</w:t>
+        <w:t xml:space="preserve">3.2 Session 10: 26.12.25 - Talks 9 - 10</w:t>
       </w:r>
     </w:p>
     <w:bookmarkEnd w:id="29"/>
-    <w:bookmarkStart w:id="30" w:name="session-11-10.07.25---talks-11---12"/>
+    <w:bookmarkStart w:id="31" w:name="references"/>
     <w:p>
       <w:pPr>
         <w:pStyle w:val="Heading2"/>
       </w:pPr>
       <w:r>
-        <w:t xml:space="preserve">3.3 Session 11: 10.07.25 - Talks 11 - 12</w:t>
-      </w:r>
-    </w:p>
-    <w:bookmarkEnd w:id="30"/>
-    <w:bookmarkStart w:id="31" w:name="session-12-17.07.25---talks-13---14"/>
-    <w:p>
-      <w:pPr>
-        <w:pStyle w:val="Heading2"/>
-      </w:pPr>
-      <w:r>
-        <w:t xml:space="preserve">3.4 Session 12: 17.07.25 - Talks 13 - 14</w:t>
-      </w:r>
+        <w:t xml:space="preserve">References</w:t>
+      </w:r>
+    </w:p>
+    <w:p>
+      <w:pPr>
+        <w:pStyle w:val="FirstParagraph"/>
+      </w:pPr>
+      <w:r>
+        <w:rPr>
+          <w:vertAlign w:val="subscript"/>
+        </w:rPr>
+        <w:t xml:space="preserve">Source:</w:t>
+      </w:r>
+      <w:r>
+        <w:rPr>
+          <w:vertAlign w:val="subscript"/>
+        </w:rPr>
+        <w:t xml:space="preserve"> </w:t>
+      </w:r>
+      <w:hyperlink r:id="rId30">
+        <w:r>
+          <w:rPr>
+            <w:rStyle w:val="Hyperlink"/>
+            <w:vertAlign w:val="subscript"/>
+          </w:rPr>
+          <w:t xml:space="preserve">Article Notebook</w:t>
+        </w:r>
+      </w:hyperlink>
     </w:p>
     <w:bookmarkEnd w:id="31"/>
-    <w:bookmarkStart w:id="32" w:name="session-13-24.07.25---talks-15---16"/>
-    <w:p>
-      <w:pPr>
-        <w:pStyle w:val="Heading2"/>
-      </w:pPr>
-      <w:r>
-        <w:t xml:space="preserve">3.5 Session 13: 24.07.25 - Talks 15 - 16</w:t>
-      </w:r>
-    </w:p>
     <w:bookmarkEnd w:id="32"/>
-    <w:bookmarkStart w:id="34" w:name="references"/>
-    <w:p>
-      <w:pPr>
-        <w:pStyle w:val="Heading2"/>
-      </w:pPr>
-      <w:r>
-        <w:t xml:space="preserve">References</w:t>
-      </w:r>
-    </w:p>
-    <w:bookmarkStart w:id="33" w:name="refs"/>
-    <w:bookmarkEnd w:id="33"/>
-    <w:bookmarkEnd w:id="34"/>
-    <w:bookmarkEnd w:id="35"/>
-    <w:sectPr/>
+    <w:sectPr>
+      <w:footnotePr>
+        <w:numRestart w:val="eachSect"/>
+      </w:footnotePr>
+    </w:sectPr>
   </w:body>
 </w:document>
 </file>
@@ -287,8 +357,123 @@
       </w:pPr>
     </w:lvl>
   </w:abstractNum>
+  <w:abstractNum w:abstractNumId="99411">
+    <w:nsid w:val="00A99411"/>
+    <w:multiLevelType w:val="multilevel"/>
+    <w:lvl w:ilvl="0">
+      <w:start w:val="1"/>
+      <w:numFmt w:val="decimal"/>
+      <w:lvlText w:val="%1."/>
+      <w:lvlJc w:val="left"/>
+      <w:pPr>
+        <w:ind w:left="720" w:hanging="360"/>
+      </w:pPr>
+    </w:lvl>
+    <w:lvl w:ilvl="1">
+      <w:start w:val="1"/>
+      <w:numFmt w:val="decimal"/>
+      <w:lvlText w:val="%2."/>
+      <w:lvlJc w:val="left"/>
+      <w:pPr>
+        <w:ind w:left="1440" w:hanging="360"/>
+      </w:pPr>
+    </w:lvl>
+    <w:lvl w:ilvl="2">
+      <w:start w:val="1"/>
+      <w:numFmt w:val="decimal"/>
+      <w:lvlText w:val="%3."/>
+      <w:lvlJc w:val="left"/>
+      <w:pPr>
+        <w:ind w:left="2160" w:hanging="360"/>
+      </w:pPr>
+    </w:lvl>
+    <w:lvl w:ilvl="3">
+      <w:start w:val="1"/>
+      <w:numFmt w:val="decimal"/>
+      <w:lvlText w:val="%4."/>
+      <w:lvlJc w:val="left"/>
+      <w:pPr>
+        <w:ind w:left="2880" w:hanging="360"/>
+      </w:pPr>
+    </w:lvl>
+    <w:lvl w:ilvl="4">
+      <w:start w:val="1"/>
+      <w:numFmt w:val="decimal"/>
+      <w:lvlText w:val="%5."/>
+      <w:lvlJc w:val="left"/>
+      <w:pPr>
+        <w:ind w:left="3600" w:hanging="360"/>
+      </w:pPr>
+    </w:lvl>
+    <w:lvl w:ilvl="5">
+      <w:start w:val="1"/>
+      <w:numFmt w:val="decimal"/>
+      <w:lvlText w:val="%6."/>
+      <w:lvlJc w:val="left"/>
+      <w:pPr>
+        <w:ind w:left="4320" w:hanging="360"/>
+      </w:pPr>
+    </w:lvl>
+    <w:lvl w:ilvl="6">
+      <w:start w:val="1"/>
+      <w:numFmt w:val="decimal"/>
+      <w:lvlText w:val="%7."/>
+      <w:lvlJc w:val="left"/>
+      <w:pPr>
+        <w:ind w:left="5040" w:hanging="360"/>
+      </w:pPr>
+    </w:lvl>
+    <w:lvl w:ilvl="7">
+      <w:start w:val="1"/>
+      <w:numFmt w:val="decimal"/>
+      <w:lvlText w:val="%8."/>
+      <w:lvlJc w:val="left"/>
+      <w:pPr>
+        <w:ind w:left="5760" w:hanging="360"/>
+      </w:pPr>
+    </w:lvl>
+    <w:lvl w:ilvl="8">
+      <w:start w:val="1"/>
+      <w:numFmt w:val="decimal"/>
+      <w:lvlText w:val="%9."/>
+      <w:lvlJc w:val="left"/>
+      <w:pPr>
+        <w:ind w:left="6480" w:hanging="360"/>
+      </w:pPr>
+    </w:lvl>
+  </w:abstractNum>
   <w:num w:numId="1000">
     <w:abstractNumId w:val="990"/>
+  </w:num>
+  <w:num w:numId="1001">
+    <w:abstractNumId w:val="99411"/>
+    <w:lvlOverride w:ilvl="0">
+      <w:startOverride w:val="1"/>
+    </w:lvlOverride>
+    <w:lvlOverride w:ilvl="1">
+      <w:startOverride w:val="1"/>
+    </w:lvlOverride>
+    <w:lvlOverride w:ilvl="2">
+      <w:startOverride w:val="1"/>
+    </w:lvlOverride>
+    <w:lvlOverride w:ilvl="3">
+      <w:startOverride w:val="1"/>
+    </w:lvlOverride>
+    <w:lvlOverride w:ilvl="4">
+      <w:startOverride w:val="1"/>
+    </w:lvlOverride>
+    <w:lvlOverride w:ilvl="5">
+      <w:startOverride w:val="1"/>
+    </w:lvlOverride>
+    <w:lvlOverride w:ilvl="6">
+      <w:startOverride w:val="1"/>
+    </w:lvlOverride>
+    <w:lvlOverride w:ilvl="7">
+      <w:startOverride w:val="1"/>
+    </w:lvlOverride>
+    <w:lvlOverride w:ilvl="8">
+      <w:startOverride w:val="1"/>
+    </w:lvlOverride>
   </w:num>
 </w:numbering>
 </file>
@@ -353,8 +538,6 @@
     </w:pPr>
     <w:rPr>
       <w:rFonts w:asciiTheme="majorHAnsi" w:cstheme="majorBidi" w:eastAsiaTheme="majorEastAsia" w:hAnsiTheme="majorHAnsi"/>
-      <w:spacing w:val="-10"/>
-      <w:kern w:val="28"/>
       <w:sz w:val="56"/>
       <w:szCs w:val="56"/>
     </w:rPr>
@@ -367,8 +550,6 @@
     <w:rsid w:val="00A10FD9"/>
     <w:rPr>
       <w:rFonts w:asciiTheme="majorHAnsi" w:cstheme="majorBidi" w:eastAsiaTheme="majorEastAsia" w:hAnsiTheme="majorHAnsi"/>
-      <w:spacing w:val="-10"/>
-      <w:kern w:val="28"/>
       <w:sz w:val="56"/>
       <w:szCs w:val="56"/>
     </w:rPr>
@@ -409,23 +590,31 @@
   </w:style>
   <w:style w:customStyle="1" w:styleId="Author" w:type="paragraph">
     <w:name w:val="Author"/>
+    <w:basedOn w:val="Title"/>
     <w:next w:val="BodyText"/>
     <w:qFormat/>
     <w:pPr>
       <w:keepNext/>
       <w:keepLines/>
-      <w:jc w:val="center"/>
-    </w:pPr>
+    </w:pPr>
+    <w:rPr>
+      <w:sz w:val="24"/>
+      <w:szCs w:val="24"/>
+    </w:rPr>
   </w:style>
   <w:style w:styleId="Date" w:type="paragraph">
     <w:name w:val="Date"/>
+    <w:basedOn w:val="Title"/>
     <w:next w:val="BodyText"/>
     <w:qFormat/>
     <w:pPr>
       <w:keepNext/>
       <w:keepLines/>
-      <w:jc w:val="center"/>
-    </w:pPr>
+    </w:pPr>
+    <w:rPr>
+      <w:sz w:val="24"/>
+      <w:szCs w:val="24"/>
+    </w:rPr>
   </w:style>
   <w:style w:customStyle="1" w:styleId="AbstractTitle" w:type="paragraph">
     <w:name w:val="Abstract Title"/>

--- a/index.docx
+++ b/index.docx
@@ -23,7 +23,7 @@
         <w:pStyle w:val="Date"/>
       </w:pPr>
       <w:r>
-        <w:t xml:space="preserve">2025-09-07</w:t>
+        <w:t xml:space="preserve">2025-10-17</w:t>
       </w:r>
     </w:p>
     <w:p>
@@ -279,7 +279,7 @@
       </w:r>
     </w:p>
     <w:bookmarkEnd w:id="32"/>
-    <w:bookmarkStart w:id="42" w:name="schedule"/>
+    <w:bookmarkStart w:id="39" w:name="schedule"/>
     <w:p>
       <w:pPr>
         <w:pStyle w:val="Heading1"/>
@@ -288,89 +288,59 @@
         <w:t xml:space="preserve">2. Schedule</w:t>
       </w:r>
     </w:p>
-    <w:bookmarkStart w:id="33" w:name="session-1-intro-17.10.2025"/>
+    <w:bookmarkStart w:id="33" w:name="session-1-intro-24.10.2025"/>
     <w:p>
       <w:pPr>
         <w:pStyle w:val="Heading2"/>
       </w:pPr>
       <w:r>
-        <w:t xml:space="preserve">2.1 Session 1: Intro (17.10.2025)</w:t>
+        <w:t xml:space="preserve">2.1 Session 1: Intro (24.10.2025)</w:t>
       </w:r>
     </w:p>
     <w:bookmarkEnd w:id="33"/>
-    <w:bookmarkStart w:id="34" w:name="X63b8287c4b76cdd833c58e8f056dbddd053d946"/>
+    <w:bookmarkStart w:id="34" w:name="Xc3358b2dd64de1995672de0ee4ea7a485f6be6a"/>
     <w:p>
       <w:pPr>
         <w:pStyle w:val="Heading2"/>
       </w:pPr>
       <w:r>
-        <w:t xml:space="preserve">2.2 Sessions 2-5: Journal Club 24.10.25 - 21.11.25</w:t>
+        <w:t xml:space="preserve">2.2 Sessions 2-5: Journal Club 31.10.25 - 28.11.25</w:t>
       </w:r>
     </w:p>
     <w:bookmarkEnd w:id="34"/>
-    <w:bookmarkStart w:id="35" w:name="session-6-28.11.25---talks-1---2"/>
+    <w:bookmarkStart w:id="35" w:name="session-6-05.12.25---talks-1---2"/>
     <w:p>
       <w:pPr>
         <w:pStyle w:val="Heading2"/>
       </w:pPr>
       <w:r>
-        <w:t xml:space="preserve">2.3 Session 6: 28.11.25 - Talks 1 - 2</w:t>
+        <w:t xml:space="preserve">2.3 Session 6: 05.12.25 - Talks 1 - 2</w:t>
       </w:r>
     </w:p>
     <w:bookmarkEnd w:id="35"/>
-    <w:bookmarkStart w:id="36" w:name="session-7-05.12.25---talks-3---4"/>
+    <w:bookmarkStart w:id="36" w:name="session-7-12.12.25---talks-3---4"/>
     <w:p>
       <w:pPr>
         <w:pStyle w:val="Heading2"/>
       </w:pPr>
       <w:r>
-        <w:t xml:space="preserve">2.4 Session 7: 05.12.25 - Talks 3 - 4</w:t>
+        <w:t xml:space="preserve">2.4 Session 7: 12.12.25 - Talks 3 - 4</w:t>
       </w:r>
     </w:p>
     <w:bookmarkEnd w:id="36"/>
-    <w:bookmarkStart w:id="37" w:name="session-8-12.12.25---talks-5---6"/>
+    <w:bookmarkStart w:id="38" w:name="references"/>
     <w:p>
       <w:pPr>
         <w:pStyle w:val="Heading2"/>
       </w:pPr>
       <w:r>
-        <w:t xml:space="preserve">2.5 Session 8: 12.12.25 - Talks 5 - 6</w:t>
-      </w:r>
-    </w:p>
+        <w:t xml:space="preserve">References</w:t>
+      </w:r>
+    </w:p>
+    <w:bookmarkStart w:id="37" w:name="refs"/>
     <w:bookmarkEnd w:id="37"/>
-    <w:bookmarkStart w:id="38" w:name="session-9-19.12.25---talks-7---8"/>
-    <w:p>
-      <w:pPr>
-        <w:pStyle w:val="Heading2"/>
-      </w:pPr>
-      <w:r>
-        <w:t xml:space="preserve">2.6 Session 9: 19.12.25 - Talks 7 - 8</w:t>
-      </w:r>
-    </w:p>
     <w:bookmarkEnd w:id="38"/>
-    <w:bookmarkStart w:id="39" w:name="session-10-26.12.25---talks-9---10"/>
-    <w:p>
-      <w:pPr>
-        <w:pStyle w:val="Heading2"/>
-      </w:pPr>
-      <w:r>
-        <w:t xml:space="preserve">2.7 Session 10: 26.12.25 - Talks 9 - 10</w:t>
-      </w:r>
-    </w:p>
     <w:bookmarkEnd w:id="39"/>
-    <w:bookmarkStart w:id="41" w:name="references"/>
-    <w:p>
-      <w:pPr>
-        <w:pStyle w:val="Heading2"/>
-      </w:pPr>
-      <w:r>
-        <w:t xml:space="preserve">References</w:t>
-      </w:r>
-    </w:p>
-    <w:bookmarkStart w:id="40" w:name="refs"/>
-    <w:bookmarkEnd w:id="40"/>
-    <w:bookmarkEnd w:id="41"/>
-    <w:bookmarkEnd w:id="42"/>
     <w:sectPr>
       <w:footnotePr>
         <w:numRestart w:val="eachSect"/>
